--- a/data/outputs/v2/Grade11/Biology/Quizzes/SS2.2_Growth_and_Development_in_Plants/Biology_G11_SS2.2_Growth_and_Development_in_Plants_L1_AnswerKey.docx
+++ b/data/outputs/v2/Grade11/Biology/Quizzes/SS2.2_Growth_and_Development_in_Plants/Biology_G11_SS2.2_Growth_and_Development_in_Plants_L1_AnswerKey.docx
@@ -1405,7 +1405,7 @@
         </w:rPr>
         <w:t xml:space="preserve">© 2026 SeaVuria and ARES. Aligned with KICD objectives. Developed by SeaVuria; technical implementation by ARES (with AI assistance from Claude). Licensed under </w:t>
       </w:r>
-      <w:hyperlink w:history="1" r:id="rIdoxqs1nv8sp8x8gnw3yd9x">
+      <w:hyperlink w:history="1" r:id="rIdlgf-yht3fmyyjcvk0qwgp">
         <w:r>
           <w:rPr>
             <w:rFonts w:ascii="Arial" w:cs="Arial" w:eastAsia="Arial" w:hAnsi="Arial"/>
@@ -1426,7 +1426,7 @@
         </w:rPr>
         <w:t xml:space="preserve"> (</w:t>
       </w:r>
-      <w:hyperlink w:history="1" r:id="rId-zlptnpkizp5vrqxwnmxf">
+      <w:hyperlink w:history="1" r:id="rId7wnubu629oaworkdbghwz">
         <w:r>
           <w:rPr>
             <w:rFonts w:ascii="Arial" w:cs="Arial" w:eastAsia="Arial" w:hAnsi="Arial"/>

--- a/data/outputs/v2/Grade11/Biology/Quizzes/SS2.2_Growth_and_Development_in_Plants/Biology_G11_SS2.2_Growth_and_Development_in_Plants_L1_AnswerKey.docx
+++ b/data/outputs/v2/Grade11/Biology/Quizzes/SS2.2_Growth_and_Development_in_Plants/Biology_G11_SS2.2_Growth_and_Development_in_Plants_L1_AnswerKey.docx
@@ -29,7 +29,7 @@
           <w:sz w:val="20"/>
           <w:szCs w:val="20"/>
         </w:rPr>
-        <w:t xml:space="preserve">Sub-Strand 2.2: Growth and Development in Plants  •  Lesson 1: The Farmer's Puzzle: Why Do Maize and Beans Behave Differently After the Same Rain?</w:t>
+        <w:t xml:space="preserve">Sub-Strand 2.2: Growth and Development in Plants  •  Lesson 1: Meeting the Phenomenon: Mr. Wafula's Maize and Beans</w:t>
       </w:r>
     </w:p>
     <w:p>
@@ -345,7 +345,7 @@
                 <w:sz w:val="21"/>
                 <w:szCs w:val="21"/>
               </w:rPr>
-              <w:t xml:space="preserve">D</w:t>
+              <w:t xml:space="preserve">C</w:t>
             </w:r>
           </w:p>
         </w:tc>
@@ -409,7 +409,7 @@
                 <w:sz w:val="21"/>
                 <w:szCs w:val="21"/>
               </w:rPr>
-              <w:t xml:space="preserve">B</w:t>
+              <w:t xml:space="preserve">D</w:t>
             </w:r>
           </w:p>
         </w:tc>
@@ -441,7 +441,7 @@
                 <w:sz w:val="21"/>
                 <w:szCs w:val="21"/>
               </w:rPr>
-              <w:t xml:space="preserve">A</w:t>
+              <w:t xml:space="preserve">B</w:t>
             </w:r>
           </w:p>
         </w:tc>
@@ -505,7 +505,7 @@
                 <w:sz w:val="21"/>
                 <w:szCs w:val="21"/>
               </w:rPr>
-              <w:t xml:space="preserve">A</w:t>
+              <w:t xml:space="preserve">D</w:t>
             </w:r>
           </w:p>
         </w:tc>
@@ -568,7 +568,7 @@
           <w:sz w:val="16"/>
           <w:szCs w:val="16"/>
         </w:rPr>
-        <w:t xml:space="preserve">USE AFTER: PREDICT PHASE — Predict: the farmer's story about Mama Wanjiru in Molo</w:t>
+        <w:t xml:space="preserve">USE AFTER: OBSERVE PHASE — Farm data: Day 14 germination counts (maize 88/100, beans 80/100)</w:t>
       </w:r>
     </w:p>
     <w:p>
@@ -584,52 +584,37 @@
           <w:sz w:val="21"/>
           <w:szCs w:val="21"/>
         </w:rPr>
-        <w:t xml:space="preserve">Q1. Mama Wanjiru in Molo plants maize and beans on the same morning after the first heavy rains. The seeds all look healthy. After one week, which description matches what the story says she found?</w:t>
-      </w:r>
-    </w:p>
-    <w:p>
-      <w:pPr>
-        <w:keepNext/>
-        <w:spacing w:after="20"/>
-        <w:ind w:left="360"/>
-      </w:pPr>
-      <w:r>
-        <w:rPr>
-          <w:rFonts w:ascii="Arial" w:cs="Arial" w:eastAsia="Arial" w:hAnsi="Arial"/>
-          <w:sz w:val="21"/>
-          <w:szCs w:val="21"/>
-        </w:rPr>
-        <w:t xml:space="preserve">A.  All the seeds came up on the same day</w:t>
-      </w:r>
-    </w:p>
-    <w:p>
-      <w:pPr>
-        <w:keepNext/>
-        <w:spacing w:after="20"/>
-        <w:ind w:left="360"/>
-      </w:pPr>
-      <w:r>
-        <w:rPr>
-          <w:rFonts w:ascii="Arial" w:cs="Arial" w:eastAsia="Arial" w:hAnsi="Arial"/>
-          <w:sz w:val="21"/>
-          <w:szCs w:val="21"/>
-        </w:rPr>
-        <w:t xml:space="preserve">B.  Every healthy-looking seed had sprouted</w:t>
-      </w:r>
-    </w:p>
-    <w:p>
-      <w:pPr>
-        <w:keepNext/>
-        <w:spacing w:after="20"/>
-        <w:ind w:left="360"/>
-      </w:pPr>
-      <w:r>
-        <w:rPr>
-          <w:rFonts w:ascii="Arial" w:cs="Arial" w:eastAsia="Arial" w:hAnsi="Arial"/>
-          <w:sz w:val="21"/>
-          <w:szCs w:val="21"/>
-        </w:rPr>
-        <w:t xml:space="preserve">C.  Only the beans came up and every maize seed failed</w:t>
+        <w:t xml:space="preserve">Q1. On Mr. Wafula's farm near Kitale, 100 bean seeds were planted. By Day 14, 80 of them had germinated. How many bean seeds had NOT germinated by Day 14?</w:t>
+      </w:r>
+    </w:p>
+    <w:p>
+      <w:pPr>
+        <w:keepNext/>
+        <w:spacing w:after="20"/>
+        <w:ind w:left="360"/>
+      </w:pPr>
+      <w:r>
+        <w:rPr>
+          <w:rFonts w:ascii="Arial" w:cs="Arial" w:eastAsia="Arial" w:hAnsi="Arial"/>
+          <w:sz w:val="21"/>
+          <w:szCs w:val="21"/>
+        </w:rPr>
+        <w:t xml:space="preserve">A.  8</w:t>
+      </w:r>
+    </w:p>
+    <w:p>
+      <w:pPr>
+        <w:keepNext/>
+        <w:spacing w:after="20"/>
+        <w:ind w:left="360"/>
+      </w:pPr>
+      <w:r>
+        <w:rPr>
+          <w:rFonts w:ascii="Arial" w:cs="Arial" w:eastAsia="Arial" w:hAnsi="Arial"/>
+          <w:sz w:val="21"/>
+          <w:szCs w:val="21"/>
+        </w:rPr>
+        <w:t xml:space="preserve">B.  80</w:t>
       </w:r>
     </w:p>
     <w:p>
@@ -647,7 +632,22 @@
           <w:sz w:val="21"/>
           <w:szCs w:val="21"/>
         </w:rPr>
-        <w:t xml:space="preserve">D.  Some seeds had sprouted, some were late, and a few had not come up at all</w:t>
+        <w:t xml:space="preserve">C.  20</w:t>
+      </w:r>
+    </w:p>
+    <w:p>
+      <w:pPr>
+        <w:keepNext/>
+        <w:spacing w:after="20"/>
+        <w:ind w:left="360"/>
+      </w:pPr>
+      <w:r>
+        <w:rPr>
+          <w:rFonts w:ascii="Arial" w:cs="Arial" w:eastAsia="Arial" w:hAnsi="Arial"/>
+          <w:sz w:val="21"/>
+          <w:szCs w:val="21"/>
+        </w:rPr>
+        <w:t xml:space="preserve">D.  12</w:t>
       </w:r>
     </w:p>
     <w:p>
@@ -663,7 +663,7 @@
           <w:sz w:val="21"/>
           <w:szCs w:val="21"/>
         </w:rPr>
-        <w:t xml:space="preserve">Correct answer: D. </w:t>
+        <w:t xml:space="preserve">Correct answer: C. </w:t>
       </w:r>
       <w:r>
         <w:rPr>
@@ -672,7 +672,7 @@
           <w:sz w:val="19"/>
           <w:szCs w:val="19"/>
         </w:rPr>
-        <w:t xml:space="preserve">The story says that after one week some seeds had sprouted, some were late and a few had not come up, even though they looked healthy. This is the puzzle the class will explore.</w:t>
+        <w:t xml:space="preserve">The seeds that did not germinate are the total minus those that germinated: 100 - 80 = 20. The figure 12 is the count for maize (88 germinated), not beans.</w:t>
       </w:r>
     </w:p>
     <w:p>
@@ -687,7 +687,7 @@
           <w:sz w:val="16"/>
           <w:szCs w:val="16"/>
         </w:rPr>
-        <w:t xml:space="preserve">USE AFTER: OBSERVE PHASE — Observe: 'I notice / I wonder' table for the bean and maize time-lapse videos</w:t>
+        <w:t xml:space="preserve">USE AFTER: OBSERVE PHASE — Watching the two time-lapse videos and completing the events table (radicle, emergence, first leaf, branching)</w:t>
       </w:r>
     </w:p>
     <w:p>
@@ -703,37 +703,37 @@
           <w:sz w:val="21"/>
           <w:szCs w:val="21"/>
         </w:rPr>
-        <w:t xml:space="preserve">Q2. While watching a time-lapse of a bean seed growing in soil, four learners wrote notes. Which note is a specific observation, something you can actually see, and not a guess or an explanation?</w:t>
-      </w:r>
-    </w:p>
-    <w:p>
-      <w:pPr>
-        <w:keepNext/>
-        <w:spacing w:after="20"/>
-        <w:ind w:left="360"/>
-      </w:pPr>
-      <w:r>
-        <w:rPr>
-          <w:rFonts w:ascii="Arial" w:cs="Arial" w:eastAsia="Arial" w:hAnsi="Arial"/>
-          <w:sz w:val="21"/>
-          <w:szCs w:val="21"/>
-        </w:rPr>
-        <w:t xml:space="preserve">A.  The bean seed needs warmth to wake up.</w:t>
-      </w:r>
-    </w:p>
-    <w:p>
-      <w:pPr>
-        <w:keepNext/>
-        <w:spacing w:after="20"/>
-        <w:ind w:left="360"/>
-      </w:pPr>
-      <w:r>
-        <w:rPr>
-          <w:rFonts w:ascii="Arial" w:cs="Arial" w:eastAsia="Arial" w:hAnsi="Arial"/>
-          <w:sz w:val="21"/>
-          <w:szCs w:val="21"/>
-        </w:rPr>
-        <w:t xml:space="preserve">B.  Maize and beans grow in exactly the same way.</w:t>
+        <w:t xml:space="preserve">Q2. In the time-lapse records, the bean radicle appeared on Day 3 and the bean shoot came above the soil on Day 8. The maize radicle appeared on Day 4 and the maize shoot came above the soil on Day 7. Which statement matches these records?</w:t>
+      </w:r>
+    </w:p>
+    <w:p>
+      <w:pPr>
+        <w:keepNext/>
+        <w:spacing w:after="20"/>
+        <w:ind w:left="360"/>
+      </w:pPr>
+      <w:r>
+        <w:rPr>
+          <w:rFonts w:ascii="Arial" w:cs="Arial" w:eastAsia="Arial" w:hAnsi="Arial"/>
+          <w:sz w:val="21"/>
+          <w:szCs w:val="21"/>
+        </w:rPr>
+        <w:t xml:space="preserve">A.  Maize was first for both the radicle and the shoot above soil</w:t>
+      </w:r>
+    </w:p>
+    <w:p>
+      <w:pPr>
+        <w:keepNext/>
+        <w:spacing w:after="20"/>
+        <w:ind w:left="360"/>
+      </w:pPr>
+      <w:r>
+        <w:rPr>
+          <w:rFonts w:ascii="Arial" w:cs="Arial" w:eastAsia="Arial" w:hAnsi="Arial"/>
+          <w:sz w:val="21"/>
+          <w:szCs w:val="21"/>
+        </w:rPr>
+        <w:t xml:space="preserve">B.  Both crops had their radicle and shoot above soil on the same days</w:t>
       </w:r>
     </w:p>
     <w:p>
@@ -751,22 +751,22 @@
           <w:sz w:val="21"/>
           <w:szCs w:val="21"/>
         </w:rPr>
-        <w:t xml:space="preserve">C.  The bean stem was bent like a hook as it came above the soil.</w:t>
-      </w:r>
-    </w:p>
-    <w:p>
-      <w:pPr>
-        <w:keepNext/>
-        <w:spacing w:after="20"/>
-        <w:ind w:left="360"/>
-      </w:pPr>
-      <w:r>
-        <w:rPr>
-          <w:rFonts w:ascii="Arial" w:cs="Arial" w:eastAsia="Arial" w:hAnsi="Arial"/>
-          <w:sz w:val="21"/>
-          <w:szCs w:val="21"/>
-        </w:rPr>
-        <w:t xml:space="preserve">D.  The plant grew.</w:t>
+        <w:t xml:space="preserve">C.  The bean radicle appeared first, but the maize shoot came above the soil first</w:t>
+      </w:r>
+    </w:p>
+    <w:p>
+      <w:pPr>
+        <w:keepNext/>
+        <w:spacing w:after="20"/>
+        <w:ind w:left="360"/>
+      </w:pPr>
+      <w:r>
+        <w:rPr>
+          <w:rFonts w:ascii="Arial" w:cs="Arial" w:eastAsia="Arial" w:hAnsi="Arial"/>
+          <w:sz w:val="21"/>
+          <w:szCs w:val="21"/>
+        </w:rPr>
+        <w:t xml:space="preserve">D.  Bean was first for both the radicle and the shoot above soil</w:t>
       </w:r>
     </w:p>
     <w:p>
@@ -791,7 +791,7 @@
           <w:sz w:val="19"/>
           <w:szCs w:val="19"/>
         </w:rPr>
-        <w:t xml:space="preserve">A specific observation describes something seen, such as the hooked stem. 'The plant grew' is too general, and the other two are explanations or claims, not observations.</w:t>
+        <w:t xml:space="preserve">Bean radicle Day 3 comes before maize radicle Day 4, but maize emergence Day 7 comes before bean emergence Day 8. So the order is different for the two events.</w:t>
       </w:r>
     </w:p>
     <w:p>
@@ -806,7 +806,7 @@
           <w:sz w:val="16"/>
           <w:szCs w:val="16"/>
         </w:rPr>
-        <w:t xml:space="preserve">USE AFTER: OBSERVE PHASE — Observe: second viewing of the time-lapse videos, recording 'I notice' and 'I wonder'</w:t>
+        <w:t xml:space="preserve">USE AFTER: OBSERVE PHASE — Oral probing: 'How do you know the bean germinated before it emerged?'</w:t>
       </w:r>
     </w:p>
     <w:p>
@@ -822,22 +822,52 @@
           <w:sz w:val="21"/>
           <w:szCs w:val="21"/>
         </w:rPr>
-        <w:t xml:space="preserve">Q3. In the time-lapse videos, learners were asked to watch which part of the seedling came out first. Which statement is an 'I wonder' statement rather than an 'I notice' statement?</w:t>
-      </w:r>
-    </w:p>
-    <w:p>
-      <w:pPr>
-        <w:keepNext/>
-        <w:spacing w:after="20"/>
-        <w:ind w:left="360"/>
-      </w:pPr>
-      <w:r>
-        <w:rPr>
-          <w:rFonts w:ascii="Arial" w:cs="Arial" w:eastAsia="Arial" w:hAnsi="Arial"/>
-          <w:sz w:val="21"/>
-          <w:szCs w:val="21"/>
-        </w:rPr>
-        <w:t xml:space="preserve">A.  I notice that the maize leaf was rolled up.</w:t>
+        <w:t xml:space="preserve">Q3. A group is studying the bean time-lapse. Their table shows the radicle appeared on Day 3 and the shoot came above the soil on Day 8. What can they say about the bean seed on Day 5?</w:t>
+      </w:r>
+    </w:p>
+    <w:p>
+      <w:pPr>
+        <w:keepNext/>
+        <w:spacing w:after="20"/>
+        <w:ind w:left="360"/>
+      </w:pPr>
+      <w:r>
+        <w:rPr>
+          <w:rFonts w:ascii="Arial" w:cs="Arial" w:eastAsia="Arial" w:hAnsi="Arial"/>
+          <w:sz w:val="21"/>
+          <w:szCs w:val="21"/>
+        </w:rPr>
+        <w:t xml:space="preserve">A.  It had not germinated yet because no shoot was above the soil</w:t>
+      </w:r>
+    </w:p>
+    <w:p>
+      <w:pPr>
+        <w:keepNext/>
+        <w:spacing w:after="20"/>
+        <w:ind w:left="360"/>
+      </w:pPr>
+      <w:r>
+        <w:rPr>
+          <w:rFonts w:ascii="Arial" w:cs="Arial" w:eastAsia="Arial" w:hAnsi="Arial"/>
+          <w:sz w:val="21"/>
+          <w:szCs w:val="21"/>
+        </w:rPr>
+        <w:t xml:space="preserve">B.  It had failed to germinate because nothing was visible above the soil</w:t>
+      </w:r>
+    </w:p>
+    <w:p>
+      <w:pPr>
+        <w:keepNext/>
+        <w:spacing w:after="20"/>
+        <w:ind w:left="360"/>
+      </w:pPr>
+      <w:r>
+        <w:rPr>
+          <w:rFonts w:ascii="Arial" w:cs="Arial" w:eastAsia="Arial" w:hAnsi="Arial"/>
+          <w:sz w:val="21"/>
+          <w:szCs w:val="21"/>
+        </w:rPr>
+        <w:t xml:space="preserve">C.  It had both germinated and emerged</w:t>
       </w:r>
     </w:p>
     <w:p>
@@ -855,37 +885,7 @@
           <w:sz w:val="21"/>
           <w:szCs w:val="21"/>
         </w:rPr>
-        <w:t xml:space="preserve">B.  I wonder why some seeds that looked healthy did not sprout.</w:t>
-      </w:r>
-    </w:p>
-    <w:p>
-      <w:pPr>
-        <w:keepNext/>
-        <w:spacing w:after="20"/>
-        <w:ind w:left="360"/>
-      </w:pPr>
-      <w:r>
-        <w:rPr>
-          <w:rFonts w:ascii="Arial" w:cs="Arial" w:eastAsia="Arial" w:hAnsi="Arial"/>
-          <w:sz w:val="21"/>
-          <w:szCs w:val="21"/>
-        </w:rPr>
-        <w:t xml:space="preserve">C.  I notice that some seeds did not sprout.</w:t>
-      </w:r>
-    </w:p>
-    <w:p>
-      <w:pPr>
-        <w:keepNext/>
-        <w:spacing w:after="20"/>
-        <w:ind w:left="360"/>
-      </w:pPr>
-      <w:r>
-        <w:rPr>
-          <w:rFonts w:ascii="Arial" w:cs="Arial" w:eastAsia="Arial" w:hAnsi="Arial"/>
-          <w:sz w:val="21"/>
-          <w:szCs w:val="21"/>
-        </w:rPr>
-        <w:t xml:space="preserve">D.  I notice that the root grew down into the soil.</w:t>
+        <w:t xml:space="preserve">D.  It had germinated because the radicle had appeared, but it had not yet emerged above the soil</w:t>
       </w:r>
     </w:p>
     <w:p>
@@ -901,7 +901,7 @@
           <w:sz w:val="21"/>
           <w:szCs w:val="21"/>
         </w:rPr>
-        <w:t xml:space="preserve">Correct answer: B. </w:t>
+        <w:t xml:space="preserve">Correct answer: D. </w:t>
       </w:r>
       <w:r>
         <w:rPr>
@@ -910,7 +910,7 @@
           <w:sz w:val="19"/>
           <w:szCs w:val="19"/>
         </w:rPr>
-        <w:t xml:space="preserve">An 'I wonder' statement raises a question about something not yet understood. The other statements describe what can be seen.</w:t>
+        <w:t xml:space="preserve">Germination was recorded when the radicle appeared (Day 3). Emergence was recorded when the shoot came above the soil (Day 8). On Day 5 the first had happened but not the second.</w:t>
       </w:r>
     </w:p>
     <w:p>
@@ -925,7 +925,7 @@
           <w:sz w:val="16"/>
           <w:szCs w:val="16"/>
         </w:rPr>
-        <w:t xml:space="preserve">USE AFTER: EXPLAIN PHASE — Explain: drawing and labelling the initial model of a maize seed and a bean seed</w:t>
+        <w:t xml:space="preserve">USE AFTER: OBSERVE PHASE — Studying the farm data and completing 'I notice that...' statements (stems also thicken and branch)</w:t>
       </w:r>
     </w:p>
     <w:p>
@@ -941,7 +941,22 @@
           <w:sz w:val="21"/>
           <w:szCs w:val="21"/>
         </w:rPr>
-        <w:t xml:space="preserve">Q4. Your teacher says your first drawn model of a maize seed and a bean seed will not be marked right or wrong, and you will keep it in a folder. What is the main reason for this?</w:t>
+        <w:t xml:space="preserve">Q4. Learners watched a bean plant for 25 days. Which observation shows that plant growth is more than just getting taller?</w:t>
+      </w:r>
+    </w:p>
+    <w:p>
+      <w:pPr>
+        <w:keepNext/>
+        <w:spacing w:after="20"/>
+        <w:ind w:left="360"/>
+      </w:pPr>
+      <w:r>
+        <w:rPr>
+          <w:rFonts w:ascii="Arial" w:cs="Arial" w:eastAsia="Arial" w:hAnsi="Arial"/>
+          <w:sz w:val="21"/>
+          <w:szCs w:val="21"/>
+        </w:rPr>
+        <w:t xml:space="preserve">A.  Maize was taller than beans from Day 14 onward</w:t>
       </w:r>
     </w:p>
     <w:p>
@@ -959,52 +974,37 @@
           <w:sz w:val="21"/>
           <w:szCs w:val="21"/>
         </w:rPr>
-        <w:t xml:space="preserve">A.  It shows your starting ideas, so you can compare them with your improved ideas at the end of the unit</w:t>
-      </w:r>
-    </w:p>
-    <w:p>
-      <w:pPr>
-        <w:keepNext/>
-        <w:spacing w:after="20"/>
-        <w:ind w:left="360"/>
-      </w:pPr>
-      <w:r>
-        <w:rPr>
-          <w:rFonts w:ascii="Arial" w:cs="Arial" w:eastAsia="Arial" w:hAnsi="Arial"/>
-          <w:sz w:val="21"/>
-          <w:szCs w:val="21"/>
-        </w:rPr>
-        <w:t xml:space="preserve">B.  It will be used to give each learner a final grade for the term</w:t>
-      </w:r>
-    </w:p>
-    <w:p>
-      <w:pPr>
-        <w:keepNext/>
-        <w:spacing w:after="20"/>
-        <w:ind w:left="360"/>
-      </w:pPr>
-      <w:r>
-        <w:rPr>
-          <w:rFonts w:ascii="Arial" w:cs="Arial" w:eastAsia="Arial" w:hAnsi="Arial"/>
-          <w:sz w:val="21"/>
-          <w:szCs w:val="21"/>
-        </w:rPr>
-        <w:t xml:space="preserve">C.  Only learners who draw the correct model are allowed to continue</w:t>
-      </w:r>
-    </w:p>
-    <w:p>
-      <w:pPr>
-        <w:keepNext/>
-        <w:spacing w:after="20"/>
-        <w:ind w:left="360"/>
-      </w:pPr>
-      <w:r>
-        <w:rPr>
-          <w:rFonts w:ascii="Arial" w:cs="Arial" w:eastAsia="Arial" w:hAnsi="Arial"/>
-          <w:sz w:val="21"/>
-          <w:szCs w:val="21"/>
-        </w:rPr>
-        <w:t xml:space="preserve">D.  The teacher already knows that every first model is wrong and will discard them</w:t>
+        <w:t xml:space="preserve">B.  The stem became thicker and the bean plant developed branches by Day 25</w:t>
+      </w:r>
+    </w:p>
+    <w:p>
+      <w:pPr>
+        <w:keepNext/>
+        <w:spacing w:after="20"/>
+        <w:ind w:left="360"/>
+      </w:pPr>
+      <w:r>
+        <w:rPr>
+          <w:rFonts w:ascii="Arial" w:cs="Arial" w:eastAsia="Arial" w:hAnsi="Arial"/>
+          <w:sz w:val="21"/>
+          <w:szCs w:val="21"/>
+        </w:rPr>
+        <w:t xml:space="preserve">C.  More maize seeds than bean seeds germinated by Day 14</w:t>
+      </w:r>
+    </w:p>
+    <w:p>
+      <w:pPr>
+        <w:keepNext/>
+        <w:spacing w:after="20"/>
+        <w:ind w:left="360"/>
+      </w:pPr>
+      <w:r>
+        <w:rPr>
+          <w:rFonts w:ascii="Arial" w:cs="Arial" w:eastAsia="Arial" w:hAnsi="Arial"/>
+          <w:sz w:val="21"/>
+          <w:szCs w:val="21"/>
+        </w:rPr>
+        <w:t xml:space="preserve">D.  The bean radicle appeared on Day 3</w:t>
       </w:r>
     </w:p>
     <w:p>
@@ -1020,7 +1020,7 @@
           <w:sz w:val="21"/>
           <w:szCs w:val="21"/>
         </w:rPr>
-        <w:t xml:space="preserve">Correct answer: A. </w:t>
+        <w:t xml:space="preserve">Correct answer: B. </w:t>
       </w:r>
       <w:r>
         <w:rPr>
@@ -1029,7 +1029,7 @@
           <w:sz w:val="19"/>
           <w:szCs w:val="19"/>
         </w:rPr>
-        <w:t xml:space="preserve">The unmarked Day 1 model is a baseline of honest thinking. Learners return to it at the end of the unit to see how their ideas changed with evidence.</w:t>
+        <w:t xml:space="preserve">Thickening of the stem and branching are changes other than an increase in height. The other options describe height, germination counts or timing of an event.</w:t>
       </w:r>
     </w:p>
     <w:p>
@@ -1044,7 +1044,7 @@
           <w:sz w:val="16"/>
           <w:szCs w:val="16"/>
         </w:rPr>
-        <w:t xml:space="preserve">USE AFTER: EXPLAIN PHASE — Explain: sentence starters 'I think maize and bean plants grow differently because…' and 'I wonder why…'</w:t>
+        <w:t xml:space="preserve">USE AFTER: EXPLAIN PHASE — Initial model and sentence starter: 'I think some healthy-looking seeds do not germinate because...'</w:t>
       </w:r>
     </w:p>
     <w:p>
@@ -1060,37 +1060,37 @@
           <w:sz w:val="21"/>
           <w:szCs w:val="21"/>
         </w:rPr>
-        <w:t xml:space="preserve">Q5. On Day 1 of the unit, a learner asks: 'Why did some of Mama Wanjiru's healthy-looking seeds not germinate?' Which is the best response at this stage of learning?</w:t>
-      </w:r>
-    </w:p>
-    <w:p>
-      <w:pPr>
-        <w:keepNext/>
-        <w:spacing w:after="20"/>
-        <w:ind w:left="360"/>
-      </w:pPr>
-      <w:r>
-        <w:rPr>
-          <w:rFonts w:ascii="Arial" w:cs="Arial" w:eastAsia="Arial" w:hAnsi="Arial"/>
-          <w:sz w:val="21"/>
-          <w:szCs w:val="21"/>
-        </w:rPr>
-        <w:t xml:space="preserve">A.  Only the biggest seeds germinate, so the small ones failed.</w:t>
-      </w:r>
-    </w:p>
-    <w:p>
-      <w:pPr>
-        <w:keepNext/>
-        <w:spacing w:after="20"/>
-        <w:ind w:left="360"/>
-      </w:pPr>
-      <w:r>
-        <w:rPr>
-          <w:rFonts w:ascii="Arial" w:cs="Arial" w:eastAsia="Arial" w:hAnsi="Arial"/>
-          <w:sz w:val="21"/>
-          <w:szCs w:val="21"/>
-        </w:rPr>
-        <w:t xml:space="preserve">B.  Healthy-looking seeds always germinate, so the farmer must have counted wrongly.</w:t>
+        <w:t xml:space="preserve">Q5. Mr. Wafula planted maize and beans on the same day, 3 cm deep, after 25 mm of rain, in the same field. Some healthy-looking seeds did not germinate. At the end of this first lesson, which statement is the most honest one?</w:t>
+      </w:r>
+    </w:p>
+    <w:p>
+      <w:pPr>
+        <w:keepNext/>
+        <w:spacing w:after="20"/>
+        <w:ind w:left="360"/>
+      </w:pPr>
+      <w:r>
+        <w:rPr>
+          <w:rFonts w:ascii="Arial" w:cs="Arial" w:eastAsia="Arial" w:hAnsi="Arial"/>
+          <w:sz w:val="21"/>
+          <w:szCs w:val="21"/>
+        </w:rPr>
+        <w:t xml:space="preserve">A.  Healthy-looking seeds that fail must have been damaged by pests</w:t>
+      </w:r>
+    </w:p>
+    <w:p>
+      <w:pPr>
+        <w:keepNext/>
+        <w:spacing w:after="20"/>
+        <w:ind w:left="360"/>
+      </w:pPr>
+      <w:r>
+        <w:rPr>
+          <w:rFonts w:ascii="Arial" w:cs="Arial" w:eastAsia="Arial" w:hAnsi="Arial"/>
+          <w:sz w:val="21"/>
+          <w:szCs w:val="21"/>
+        </w:rPr>
+        <w:t xml:space="preserve">B.  The seeds failed because they were planted too deep</w:t>
       </w:r>
     </w:p>
     <w:p>
@@ -1108,22 +1108,22 @@
           <w:sz w:val="21"/>
           <w:szCs w:val="21"/>
         </w:rPr>
-        <w:t xml:space="preserve">C.  It has not been explained yet, so it goes on the Driving Question Board to investigate with evidence.</w:t>
-      </w:r>
-    </w:p>
-    <w:p>
-      <w:pPr>
-        <w:keepNext/>
-        <w:spacing w:after="20"/>
-        <w:ind w:left="360"/>
-      </w:pPr>
-      <w:r>
-        <w:rPr>
-          <w:rFonts w:ascii="Arial" w:cs="Arial" w:eastAsia="Arial" w:hAnsi="Arial"/>
-          <w:sz w:val="21"/>
-          <w:szCs w:val="21"/>
-        </w:rPr>
-        <w:t xml:space="preserve">D.  Seeds need only water, so the rain should have made every seed germinate.</w:t>
+        <w:t xml:space="preserve">C.  We do not yet know the reason; it is a question we need to investigate</w:t>
+      </w:r>
+    </w:p>
+    <w:p>
+      <w:pPr>
+        <w:keepNext/>
+        <w:spacing w:after="20"/>
+        <w:ind w:left="360"/>
+      </w:pPr>
+      <w:r>
+        <w:rPr>
+          <w:rFonts w:ascii="Arial" w:cs="Arial" w:eastAsia="Arial" w:hAnsi="Arial"/>
+          <w:sz w:val="21"/>
+          <w:szCs w:val="21"/>
+        </w:rPr>
+        <w:t xml:space="preserve">D.  The seeds failed because beans need more water than maize</w:t>
       </w:r>
     </w:p>
     <w:p>
@@ -1148,7 +1148,7 @@
           <w:sz w:val="19"/>
           <w:szCs w:val="19"/>
         </w:rPr>
-        <w:t xml:space="preserve">This is the anchor lesson, so the phenomenon is left unexplained. The other choices are the misconceptions 'healthy seeds must germinate', 'seeds need only water' and 'big seeds grow first'.</w:t>
+        <w:t xml:space="preserve">The lesson only records observations and possible factors to test, and the cause has not been investigated yet. The other options state causes that the evidence collected so far does not support.</w:t>
       </w:r>
     </w:p>
     <w:p>
@@ -1163,7 +1163,7 @@
           <w:sz w:val="16"/>
           <w:szCs w:val="16"/>
         </w:rPr>
-        <w:t xml:space="preserve">USE AFTER: DQB PHASE — DQB: groups write and improve questions on sticky notes or cards</w:t>
+        <w:t xml:space="preserve">USE AFTER: DQB PHASE — Driving Question Board: groups write questions on sticky notes or cards</w:t>
       </w:r>
     </w:p>
     <w:p>
@@ -1179,7 +1179,52 @@
           <w:sz w:val="21"/>
           <w:szCs w:val="21"/>
         </w:rPr>
-        <w:t xml:space="preserve">Q6. A group wants to post a question on the Driving Question Board about maize and beans. Which question is the best one to investigate?</w:t>
+        <w:t xml:space="preserve">Q6. Groups are writing questions for the Driving Question Board about Mr. Wafula's maize and beans. Which question is written in a way that could be investigated?</w:t>
+      </w:r>
+    </w:p>
+    <w:p>
+      <w:pPr>
+        <w:keepNext/>
+        <w:spacing w:after="20"/>
+        <w:ind w:left="360"/>
+      </w:pPr>
+      <w:r>
+        <w:rPr>
+          <w:rFonts w:ascii="Arial" w:cs="Arial" w:eastAsia="Arial" w:hAnsi="Arial"/>
+          <w:sz w:val="21"/>
+          <w:szCs w:val="21"/>
+        </w:rPr>
+        <w:t xml:space="preserve">A.  Is farming a hard job?</w:t>
+      </w:r>
+    </w:p>
+    <w:p>
+      <w:pPr>
+        <w:keepNext/>
+        <w:spacing w:after="20"/>
+        <w:ind w:left="360"/>
+      </w:pPr>
+      <w:r>
+        <w:rPr>
+          <w:rFonts w:ascii="Arial" w:cs="Arial" w:eastAsia="Arial" w:hAnsi="Arial"/>
+          <w:sz w:val="21"/>
+          <w:szCs w:val="21"/>
+        </w:rPr>
+        <w:t xml:space="preserve">B.  Why is maize better than beans?</w:t>
+      </w:r>
+    </w:p>
+    <w:p>
+      <w:pPr>
+        <w:keepNext/>
+        <w:spacing w:after="20"/>
+        <w:ind w:left="360"/>
+      </w:pPr>
+      <w:r>
+        <w:rPr>
+          <w:rFonts w:ascii="Arial" w:cs="Arial" w:eastAsia="Arial" w:hAnsi="Arial"/>
+          <w:sz w:val="21"/>
+          <w:szCs w:val="21"/>
+        </w:rPr>
+        <w:t xml:space="preserve">C.  Who planted the seeds first?</w:t>
       </w:r>
     </w:p>
     <w:p>
@@ -1197,52 +1242,7 @@
           <w:sz w:val="21"/>
           <w:szCs w:val="21"/>
         </w:rPr>
-        <w:t xml:space="preserve">A.  How does maize grow differently from beans?</w:t>
-      </w:r>
-    </w:p>
-    <w:p>
-      <w:pPr>
-        <w:keepNext/>
-        <w:spacing w:after="20"/>
-        <w:ind w:left="360"/>
-      </w:pPr>
-      <w:r>
-        <w:rPr>
-          <w:rFonts w:ascii="Arial" w:cs="Arial" w:eastAsia="Arial" w:hAnsi="Arial"/>
-          <w:sz w:val="21"/>
-          <w:szCs w:val="21"/>
-        </w:rPr>
-        <w:t xml:space="preserve">B.  Is maize good?</w:t>
-      </w:r>
-    </w:p>
-    <w:p>
-      <w:pPr>
-        <w:keepNext/>
-        <w:spacing w:after="20"/>
-        <w:ind w:left="360"/>
-      </w:pPr>
-      <w:r>
-        <w:rPr>
-          <w:rFonts w:ascii="Arial" w:cs="Arial" w:eastAsia="Arial" w:hAnsi="Arial"/>
-          <w:sz w:val="21"/>
-          <w:szCs w:val="21"/>
-        </w:rPr>
-        <w:t xml:space="preserve">C.  Is Mama Wanjiru a good farmer?</w:t>
-      </w:r>
-    </w:p>
-    <w:p>
-      <w:pPr>
-        <w:keepNext/>
-        <w:spacing w:after="20"/>
-        <w:ind w:left="360"/>
-      </w:pPr>
-      <w:r>
-        <w:rPr>
-          <w:rFonts w:ascii="Arial" w:cs="Arial" w:eastAsia="Arial" w:hAnsi="Arial"/>
-          <w:sz w:val="21"/>
-          <w:szCs w:val="21"/>
-        </w:rPr>
-        <w:t xml:space="preserve">D.  Did it rain in Molo?</w:t>
+        <w:t xml:space="preserve">D.  Does the amount of water given to bean seeds change how many of them germinate by Day 14?</w:t>
       </w:r>
     </w:p>
     <w:p>
@@ -1258,7 +1258,7 @@
           <w:sz w:val="21"/>
           <w:szCs w:val="21"/>
         </w:rPr>
-        <w:t xml:space="preserve">Correct answer: A. </w:t>
+        <w:t xml:space="preserve">Correct answer: D. </w:t>
       </w:r>
       <w:r>
         <w:rPr>
@@ -1267,7 +1267,7 @@
           <w:sz w:val="19"/>
           <w:szCs w:val="19"/>
         </w:rPr>
-        <w:t xml:space="preserve">A good DQB question starts with How, Why or What and can be investigated. The other questions are yes/no or cannot be answered by studying how the plants grow.</w:t>
+        <w:t xml:space="preserve">This question names something that can be changed (the amount of water) and something that can be measured (the number of seeds germinating by Day 14). The other questions are vague, opinion-based or not about growth.</w:t>
       </w:r>
     </w:p>
     <w:p>
@@ -1282,7 +1282,7 @@
           <w:sz w:val="16"/>
           <w:szCs w:val="16"/>
         </w:rPr>
-        <w:t xml:space="preserve">USE AFTER: END OF LESSON — End of lesson: choosing the first new question from the DQB and the exit ticket link to the driving question</w:t>
+        <w:t xml:space="preserve">USE AFTER: MODEL BUILDING PHASE — Exit ticket: 'What did we observe today?'</w:t>
       </w:r>
     </w:p>
     <w:p>
@@ -1298,22 +1298,22 @@
           <w:sz w:val="21"/>
           <w:szCs w:val="21"/>
         </w:rPr>
-        <w:t xml:space="preserve">Q7. Many groups asked whether growth and development are the same thing. Which question did the class agree to investigate first in the next lesson?</w:t>
-      </w:r>
-    </w:p>
-    <w:p>
-      <w:pPr>
-        <w:keepNext/>
-        <w:spacing w:after="20"/>
-        <w:ind w:left="360"/>
-      </w:pPr>
-      <w:r>
-        <w:rPr>
-          <w:rFonts w:ascii="Arial" w:cs="Arial" w:eastAsia="Arial" w:hAnsi="Arial"/>
-          <w:sz w:val="21"/>
-          <w:szCs w:val="21"/>
-        </w:rPr>
-        <w:t xml:space="preserve">A.  Why is the rainfall heavy in Nakuru County?</w:t>
+        <w:t xml:space="preserve">Q7. For an exit ticket, a learner must write an observation, not an explanation, about Mr. Wafula's crops. Which statement is an observation?</w:t>
+      </w:r>
+    </w:p>
+    <w:p>
+      <w:pPr>
+        <w:keepNext/>
+        <w:spacing w:after="20"/>
+        <w:ind w:left="360"/>
+      </w:pPr>
+      <w:r>
+        <w:rPr>
+          <w:rFonts w:ascii="Arial" w:cs="Arial" w:eastAsia="Arial" w:hAnsi="Arial"/>
+          <w:sz w:val="21"/>
+          <w:szCs w:val="21"/>
+        </w:rPr>
+        <w:t xml:space="preserve">A.  Some seeds failed because the bean seed has less food inside</w:t>
       </w:r>
     </w:p>
     <w:p>
@@ -1331,37 +1331,37 @@
           <w:sz w:val="21"/>
           <w:szCs w:val="21"/>
         </w:rPr>
-        <w:t xml:space="preserve">B.  What is growth and development?</w:t>
-      </w:r>
-    </w:p>
-    <w:p>
-      <w:pPr>
-        <w:keepNext/>
-        <w:spacing w:after="20"/>
-        <w:ind w:left="360"/>
-      </w:pPr>
-      <w:r>
-        <w:rPr>
-          <w:rFonts w:ascii="Arial" w:cs="Arial" w:eastAsia="Arial" w:hAnsi="Arial"/>
-          <w:sz w:val="21"/>
-          <w:szCs w:val="21"/>
-        </w:rPr>
-        <w:t xml:space="preserve">C.  Which fertiliser is best for maize?</w:t>
-      </w:r>
-    </w:p>
-    <w:p>
-      <w:pPr>
-        <w:keepNext/>
-        <w:spacing w:after="20"/>
-        <w:ind w:left="360"/>
-      </w:pPr>
-      <w:r>
-        <w:rPr>
-          <w:rFonts w:ascii="Arial" w:cs="Arial" w:eastAsia="Arial" w:hAnsi="Arial"/>
-          <w:sz w:val="21"/>
-          <w:szCs w:val="21"/>
-        </w:rPr>
-        <w:t xml:space="preserve">D.  How do plants make their own food?</w:t>
+        <w:t xml:space="preserve">B.  Maize emerged above the soil on Day 7 and beans on Day 8</w:t>
+      </w:r>
+    </w:p>
+    <w:p>
+      <w:pPr>
+        <w:keepNext/>
+        <w:spacing w:after="20"/>
+        <w:ind w:left="360"/>
+      </w:pPr>
+      <w:r>
+        <w:rPr>
+          <w:rFonts w:ascii="Arial" w:cs="Arial" w:eastAsia="Arial" w:hAnsi="Arial"/>
+          <w:sz w:val="21"/>
+          <w:szCs w:val="21"/>
+        </w:rPr>
+        <w:t xml:space="preserve">C.  Maize emerged first because it is stronger than beans</w:t>
+      </w:r>
+    </w:p>
+    <w:p>
+      <w:pPr>
+        <w:keepNext/>
+        <w:spacing w:after="20"/>
+        <w:ind w:left="360"/>
+      </w:pPr>
+      <w:r>
+        <w:rPr>
+          <w:rFonts w:ascii="Arial" w:cs="Arial" w:eastAsia="Arial" w:hAnsi="Arial"/>
+          <w:sz w:val="21"/>
+          <w:szCs w:val="21"/>
+        </w:rPr>
+        <w:t xml:space="preserve">D.  Beans need more water to germinate</w:t>
       </w:r>
     </w:p>
     <w:p>
@@ -1386,7 +1386,7 @@
           <w:sz w:val="19"/>
           <w:szCs w:val="19"/>
         </w:rPr>
-        <w:t xml:space="preserve">The question that appeared most often when the class sorted the DQB was 'What is growth and development?', so it leads into Lesson 2.</w:t>
+        <w:t xml:space="preserve">An observation records what was seen or measured, such as the day of emergence. The other options give reasons that have not been tested.</w:t>
       </w:r>
     </w:p>
     <w:p>
@@ -1405,7 +1405,7 @@
         </w:rPr>
         <w:t xml:space="preserve">© 2026 SeaVuria and ARES. Aligned with KICD objectives. Developed by SeaVuria; technical implementation by ARES (with AI assistance from Claude). Licensed under </w:t>
       </w:r>
-      <w:hyperlink w:history="1" r:id="rIdlgf-yht3fmyyjcvk0qwgp">
+      <w:hyperlink w:history="1" r:id="rIdvtwrhqc5gf1pgnaxga-xo">
         <w:r>
           <w:rPr>
             <w:rFonts w:ascii="Arial" w:cs="Arial" w:eastAsia="Arial" w:hAnsi="Arial"/>
@@ -1426,7 +1426,7 @@
         </w:rPr>
         <w:t xml:space="preserve"> (</w:t>
       </w:r>
-      <w:hyperlink w:history="1" r:id="rId7wnubu629oaworkdbghwz">
+      <w:hyperlink w:history="1" r:id="rIdtth2dwdx_76py3siwrwxl">
         <w:r>
           <w:rPr>
             <w:rFonts w:ascii="Arial" w:cs="Arial" w:eastAsia="Arial" w:hAnsi="Arial"/>
